--- a/Documentación/Documentación de  Incidentes.docx
+++ b/Documentación/Documentación de  Incidentes.docx
@@ -3523,6 +3523,7 @@
               <w:bottom w:val="none" w:color="auto" w:sz="0" w:space="0"/>
               <w:right w:val="none" w:color="auto" w:sz="0" w:space="0"/>
             </w:tcBorders>
+            <w:tcMar/>
           </w:tcPr>
           <w:p>
             <w:r>
@@ -3532,12 +3533,14 @@
         </w:tc>
         <w:tc>
           <w:tcPr>
+            <w:cnfStyle w:val="000000000000" w:firstRow="0" w:lastRow="0" w:firstColumn="0" w:lastColumn="0" w:oddVBand="0" w:evenVBand="0" w:oddHBand="0" w:evenHBand="0" w:firstRowFirstColumn="0" w:firstRowLastColumn="0" w:lastRowFirstColumn="0" w:lastRowLastColumn="0"/>
             <w:tcW w:w="6491" w:type="dxa"/>
             <w:tcBorders>
               <w:top w:val="none" w:color="auto" w:sz="0" w:space="0"/>
               <w:left w:val="none" w:color="auto" w:sz="0" w:space="0"/>
               <w:bottom w:val="none" w:color="auto" w:sz="0" w:space="0"/>
             </w:tcBorders>
+            <w:tcMar/>
           </w:tcPr>
           <w:p>
             <w:pPr>
@@ -3588,6 +3591,7 @@
           <w:tcPr>
             <w:cnfStyle w:val="001000000000" w:firstRow="0" w:lastRow="0" w:firstColumn="1" w:lastColumn="0" w:oddVBand="0" w:evenVBand="0" w:oddHBand="0" w:evenHBand="0" w:firstRowFirstColumn="0" w:firstRowLastColumn="0" w:lastRowFirstColumn="0" w:lastRowLastColumn="0"/>
             <w:tcW w:w="3369" w:type="dxa"/>
+            <w:tcMar/>
           </w:tcPr>
           <w:p>
             <w:r>
@@ -3597,7 +3601,9 @@
         </w:tc>
         <w:tc>
           <w:tcPr>
+            <w:cnfStyle w:val="000000000000" w:firstRow="0" w:lastRow="0" w:firstColumn="0" w:lastColumn="0" w:oddVBand="0" w:evenVBand="0" w:oddHBand="0" w:evenHBand="0" w:firstRowFirstColumn="0" w:firstRowLastColumn="0" w:lastRowFirstColumn="0" w:lastRowLastColumn="0"/>
             <w:tcW w:w="6491" w:type="dxa"/>
+            <w:tcMar/>
           </w:tcPr>
           <w:p>
             <w:pPr>
@@ -3614,6 +3620,7 @@
           <w:tcPr>
             <w:cnfStyle w:val="001000000000" w:firstRow="0" w:lastRow="0" w:firstColumn="1" w:lastColumn="0" w:oddVBand="0" w:evenVBand="0" w:oddHBand="0" w:evenHBand="0" w:firstRowFirstColumn="0" w:firstRowLastColumn="0" w:lastRowFirstColumn="0" w:lastRowLastColumn="0"/>
             <w:tcW w:w="3369" w:type="dxa"/>
+            <w:tcMar/>
           </w:tcPr>
           <w:p>
             <w:r>
@@ -3623,7 +3630,9 @@
         </w:tc>
         <w:tc>
           <w:tcPr>
+            <w:cnfStyle w:val="000000000000" w:firstRow="0" w:lastRow="0" w:firstColumn="0" w:lastColumn="0" w:oddVBand="0" w:evenVBand="0" w:oddHBand="0" w:evenHBand="0" w:firstRowFirstColumn="0" w:firstRowLastColumn="0" w:lastRowFirstColumn="0" w:lastRowLastColumn="0"/>
             <w:tcW w:w="6491" w:type="dxa"/>
+            <w:tcMar/>
           </w:tcPr>
           <w:p>
             <w:pPr>
@@ -3643,6 +3652,7 @@
           <w:tcPr>
             <w:cnfStyle w:val="001000000000" w:firstRow="0" w:lastRow="0" w:firstColumn="1" w:lastColumn="0" w:oddVBand="0" w:evenVBand="0" w:oddHBand="0" w:evenHBand="0" w:firstRowFirstColumn="0" w:firstRowLastColumn="0" w:lastRowFirstColumn="0" w:lastRowLastColumn="0"/>
             <w:tcW w:w="3369" w:type="dxa"/>
+            <w:tcMar/>
           </w:tcPr>
           <w:p>
             <w:r>
@@ -3652,7 +3662,9 @@
         </w:tc>
         <w:tc>
           <w:tcPr>
+            <w:cnfStyle w:val="000000000000" w:firstRow="0" w:lastRow="0" w:firstColumn="0" w:lastColumn="0" w:oddVBand="0" w:evenVBand="0" w:oddHBand="0" w:evenHBand="0" w:firstRowFirstColumn="0" w:firstRowLastColumn="0" w:lastRowFirstColumn="0" w:lastRowLastColumn="0"/>
             <w:tcW w:w="6491" w:type="dxa"/>
+            <w:tcMar/>
           </w:tcPr>
           <w:p>
             <w:pPr>
@@ -3666,58 +3678,54 @@
             <w:pPr>
               <w:cnfStyle w:val="000000100000" w:firstRow="0" w:lastRow="0" w:firstColumn="0" w:lastColumn="0" w:oddVBand="0" w:evenVBand="0" w:oddHBand="1" w:evenHBand="0" w:firstRowFirstColumn="0" w:firstRowLastColumn="0" w:lastRowFirstColumn="0" w:lastRowLastColumn="0"/>
               <w:rPr>
-                <w:lang w:val="es-MX"/>
-              </w:rPr>
-            </w:pPr>
-            <w:r>
-              <w:rPr>
-                <w:lang w:val="es-MX"/>
+                <w:lang w:val="es-ES"/>
+              </w:rPr>
+            </w:pPr>
+            <w:r>
+              <w:rPr>
+                <w:lang w:val="es-ES"/>
               </w:rPr>
               <w:t>“</w:t>
             </w:r>
-            <w:proofErr w:type="spellStart"/>
-            <w:r>
-              <w:rPr>
-                <w:lang w:val="es-MX"/>
+            <w:r>
+              <w:rPr>
+                <w:lang w:val="es-ES"/>
               </w:rPr>
               <w:t>nombre</w:t>
             </w:r>
-            <w:proofErr w:type="gramStart"/>
-            <w:r>
-              <w:rPr>
-                <w:lang w:val="es-MX"/>
+            <w:r>
+              <w:rPr>
+                <w:lang w:val="es-ES"/>
               </w:rPr>
               <w:t>”</w:t>
             </w:r>
             <w:r>
               <w:rPr>
-                <w:lang w:val="es-MX"/>
+                <w:lang w:val="es-ES"/>
               </w:rPr>
               <w:t>:</w:t>
             </w:r>
             <w:r>
               <w:rPr>
-                <w:lang w:val="es-MX"/>
+                <w:lang w:val="es-ES"/>
               </w:rPr>
               <w:t>“</w:t>
             </w:r>
-            <w:proofErr w:type="gramEnd"/>
-            <w:r>
-              <w:rPr>
-                <w:lang w:val="es-MX"/>
+            <w:r>
+              <w:rPr>
+                <w:lang w:val="es-ES"/>
               </w:rPr>
               <w:t>String</w:t>
             </w:r>
-            <w:proofErr w:type="spellEnd"/>
-            <w:r>
-              <w:rPr>
-                <w:lang w:val="es-MX"/>
+            <w:r>
+              <w:rPr>
+                <w:lang w:val="es-ES"/>
               </w:rPr>
               <w:t>”</w:t>
             </w:r>
             <w:r>
               <w:rPr>
-                <w:lang w:val="es-MX"/>
+                <w:lang w:val="es-ES"/>
               </w:rPr>
               <w:t>,</w:t>
             </w:r>
@@ -3726,58 +3734,54 @@
             <w:pPr>
               <w:cnfStyle w:val="000000100000" w:firstRow="0" w:lastRow="0" w:firstColumn="0" w:lastColumn="0" w:oddVBand="0" w:evenVBand="0" w:oddHBand="1" w:evenHBand="0" w:firstRowFirstColumn="0" w:firstRowLastColumn="0" w:lastRowFirstColumn="0" w:lastRowLastColumn="0"/>
               <w:rPr>
-                <w:lang w:val="es-MX"/>
-              </w:rPr>
-            </w:pPr>
-            <w:r>
-              <w:rPr>
-                <w:lang w:val="es-MX"/>
+                <w:lang w:val="es-ES"/>
+              </w:rPr>
+            </w:pPr>
+            <w:r>
+              <w:rPr>
+                <w:lang w:val="es-ES"/>
               </w:rPr>
               <w:t>“</w:t>
             </w:r>
-            <w:proofErr w:type="spellStart"/>
-            <w:r>
-              <w:rPr>
-                <w:lang w:val="es-MX"/>
+            <w:r>
+              <w:rPr>
+                <w:lang w:val="es-ES"/>
               </w:rPr>
               <w:t>descripción</w:t>
             </w:r>
-            <w:proofErr w:type="gramStart"/>
-            <w:r>
-              <w:rPr>
-                <w:lang w:val="es-MX"/>
+            <w:r>
+              <w:rPr>
+                <w:lang w:val="es-ES"/>
               </w:rPr>
               <w:t>”</w:t>
             </w:r>
             <w:r>
               <w:rPr>
-                <w:lang w:val="es-MX"/>
+                <w:lang w:val="es-ES"/>
               </w:rPr>
               <w:t>:</w:t>
             </w:r>
             <w:r>
               <w:rPr>
-                <w:lang w:val="es-MX"/>
+                <w:lang w:val="es-ES"/>
               </w:rPr>
               <w:t>“</w:t>
             </w:r>
-            <w:proofErr w:type="gramEnd"/>
-            <w:r>
-              <w:rPr>
-                <w:lang w:val="es-MX"/>
+            <w:r>
+              <w:rPr>
+                <w:lang w:val="es-ES"/>
               </w:rPr>
               <w:t>String</w:t>
             </w:r>
-            <w:proofErr w:type="spellEnd"/>
-            <w:r>
-              <w:rPr>
-                <w:lang w:val="es-MX"/>
+            <w:r>
+              <w:rPr>
+                <w:lang w:val="es-ES"/>
               </w:rPr>
               <w:t>”</w:t>
             </w:r>
             <w:r>
               <w:rPr>
-                <w:lang w:val="es-MX"/>
+                <w:lang w:val="es-ES"/>
               </w:rPr>
               <w:t>,</w:t>
             </w:r>
@@ -3786,52 +3790,48 @@
             <w:pPr>
               <w:cnfStyle w:val="000000100000" w:firstRow="0" w:lastRow="0" w:firstColumn="0" w:lastColumn="0" w:oddVBand="0" w:evenVBand="0" w:oddHBand="1" w:evenHBand="0" w:firstRowFirstColumn="0" w:firstRowLastColumn="0" w:lastRowFirstColumn="0" w:lastRowLastColumn="0"/>
               <w:rPr>
-                <w:lang w:val="es-MX"/>
-              </w:rPr>
-            </w:pPr>
-            <w:r>
-              <w:rPr>
-                <w:lang w:val="es-MX"/>
+                <w:lang w:val="es-ES"/>
+              </w:rPr>
+            </w:pPr>
+            <w:r>
+              <w:rPr>
+                <w:lang w:val="es-ES"/>
               </w:rPr>
               <w:t>“</w:t>
             </w:r>
-            <w:proofErr w:type="spellStart"/>
-            <w:r>
-              <w:rPr>
-                <w:lang w:val="es-MX"/>
+            <w:r>
+              <w:rPr>
+                <w:lang w:val="es-ES"/>
               </w:rPr>
               <w:t>prioridad</w:t>
             </w:r>
-            <w:proofErr w:type="gramStart"/>
-            <w:r>
-              <w:rPr>
-                <w:lang w:val="es-MX"/>
+            <w:r>
+              <w:rPr>
+                <w:lang w:val="es-ES"/>
               </w:rPr>
               <w:t>”:</w:t>
             </w:r>
             <w:r>
               <w:rPr>
-                <w:lang w:val="es-MX"/>
+                <w:lang w:val="es-ES"/>
               </w:rPr>
               <w:t>“</w:t>
             </w:r>
-            <w:proofErr w:type="gramEnd"/>
-            <w:r>
-              <w:rPr>
-                <w:lang w:val="es-MX"/>
+            <w:r>
+              <w:rPr>
+                <w:lang w:val="es-ES"/>
               </w:rPr>
               <w:t>String</w:t>
             </w:r>
-            <w:proofErr w:type="spellEnd"/>
-            <w:r>
-              <w:rPr>
-                <w:lang w:val="es-MX"/>
+            <w:r>
+              <w:rPr>
+                <w:lang w:val="es-ES"/>
               </w:rPr>
               <w:t>”</w:t>
             </w:r>
             <w:r>
               <w:rPr>
-                <w:lang w:val="es-MX"/>
+                <w:lang w:val="es-ES"/>
               </w:rPr>
               <w:t>,</w:t>
             </w:r>
@@ -3897,6 +3897,7 @@
           <w:tcPr>
             <w:cnfStyle w:val="001000000000" w:firstRow="0" w:lastRow="0" w:firstColumn="1" w:lastColumn="0" w:oddVBand="0" w:evenVBand="0" w:oddHBand="0" w:evenHBand="0" w:firstRowFirstColumn="0" w:firstRowLastColumn="0" w:lastRowFirstColumn="0" w:lastRowLastColumn="0"/>
             <w:tcW w:w="3369" w:type="dxa"/>
+            <w:tcMar/>
           </w:tcPr>
           <w:p>
             <w:r>
@@ -3906,7 +3907,9 @@
         </w:tc>
         <w:tc>
           <w:tcPr>
+            <w:cnfStyle w:val="000000000000" w:firstRow="0" w:lastRow="0" w:firstColumn="0" w:lastColumn="0" w:oddVBand="0" w:evenVBand="0" w:oddHBand="0" w:evenHBand="0" w:firstRowFirstColumn="0" w:firstRowLastColumn="0" w:lastRowFirstColumn="0" w:lastRowLastColumn="0"/>
             <w:tcW w:w="6491" w:type="dxa"/>
+            <w:tcMar/>
           </w:tcPr>
           <w:p>
             <w:pPr>
@@ -3956,6 +3959,7 @@
           <w:tcPr>
             <w:cnfStyle w:val="001000000000" w:firstRow="0" w:lastRow="0" w:firstColumn="1" w:lastColumn="0" w:oddVBand="0" w:evenVBand="0" w:oddHBand="0" w:evenHBand="0" w:firstRowFirstColumn="0" w:firstRowLastColumn="0" w:lastRowFirstColumn="0" w:lastRowLastColumn="0"/>
             <w:tcW w:w="3369" w:type="dxa"/>
+            <w:tcMar/>
           </w:tcPr>
           <w:p>
             <w:r>
@@ -3965,7 +3969,9 @@
         </w:tc>
         <w:tc>
           <w:tcPr>
+            <w:cnfStyle w:val="000000000000" w:firstRow="0" w:lastRow="0" w:firstColumn="0" w:lastColumn="0" w:oddVBand="0" w:evenVBand="0" w:oddHBand="0" w:evenHBand="0" w:firstRowFirstColumn="0" w:firstRowLastColumn="0" w:lastRowFirstColumn="0" w:lastRowLastColumn="0"/>
             <w:tcW w:w="6491" w:type="dxa"/>
+            <w:tcMar/>
           </w:tcPr>
           <w:p>
             <w:pPr>
@@ -8029,6 +8035,7 @@
       </w:tr>
     </w:tbl>
     <w:p/>
+    <w:p/>
     <w:p>
       <w:pPr>
         <w:pStyle w:val="Ttulo2"/>
@@ -9321,6 +9328,7 @@
               <w:bottom w:val="none" w:color="auto" w:sz="0" w:space="0"/>
               <w:right w:val="none" w:color="auto" w:sz="0" w:space="0"/>
             </w:tcBorders>
+            <w:tcMar/>
           </w:tcPr>
           <w:p>
             <w:r>
@@ -9330,12 +9338,14 @@
         </w:tc>
         <w:tc>
           <w:tcPr>
+            <w:cnfStyle w:val="000000000000" w:firstRow="0" w:lastRow="0" w:firstColumn="0" w:lastColumn="0" w:oddVBand="0" w:evenVBand="0" w:oddHBand="0" w:evenHBand="0" w:firstRowFirstColumn="0" w:firstRowLastColumn="0" w:lastRowFirstColumn="0" w:lastRowLastColumn="0"/>
             <w:tcW w:w="6491" w:type="dxa"/>
             <w:tcBorders>
               <w:top w:val="none" w:color="auto" w:sz="0" w:space="0"/>
               <w:left w:val="none" w:color="auto" w:sz="0" w:space="0"/>
               <w:bottom w:val="none" w:color="auto" w:sz="0" w:space="0"/>
             </w:tcBorders>
+            <w:tcMar/>
           </w:tcPr>
           <w:p>
             <w:pPr>
@@ -9358,6 +9368,13 @@
                 <w:bCs w:val="0"/>
               </w:rPr>
               <w:t>incidentes/estatus</w:t>
+            </w:r>
+            <w:r>
+              <w:rPr>
+                <w:b w:val="0"/>
+                <w:bCs w:val="0"/>
+              </w:rPr>
+              <w:t>/{idIncidente}</w:t>
             </w:r>
           </w:p>
         </w:tc>
@@ -9370,6 +9387,7 @@
           <w:tcPr>
             <w:cnfStyle w:val="001000000000" w:firstRow="0" w:lastRow="0" w:firstColumn="1" w:lastColumn="0" w:oddVBand="0" w:evenVBand="0" w:oddHBand="0" w:evenHBand="0" w:firstRowFirstColumn="0" w:firstRowLastColumn="0" w:lastRowFirstColumn="0" w:lastRowLastColumn="0"/>
             <w:tcW w:w="3369" w:type="dxa"/>
+            <w:tcMar/>
           </w:tcPr>
           <w:p>
             <w:r>
@@ -9379,7 +9397,9 @@
         </w:tc>
         <w:tc>
           <w:tcPr>
+            <w:cnfStyle w:val="000000000000" w:firstRow="0" w:lastRow="0" w:firstColumn="0" w:lastColumn="0" w:oddVBand="0" w:evenVBand="0" w:oddHBand="0" w:evenHBand="0" w:firstRowFirstColumn="0" w:firstRowLastColumn="0" w:lastRowFirstColumn="0" w:lastRowLastColumn="0"/>
             <w:tcW w:w="6491" w:type="dxa"/>
+            <w:tcMar/>
           </w:tcPr>
           <w:p>
             <w:pPr>
@@ -9396,6 +9416,7 @@
           <w:tcPr>
             <w:cnfStyle w:val="001000000000" w:firstRow="0" w:lastRow="0" w:firstColumn="1" w:lastColumn="0" w:oddVBand="0" w:evenVBand="0" w:oddHBand="0" w:evenHBand="0" w:firstRowFirstColumn="0" w:firstRowLastColumn="0" w:lastRowFirstColumn="0" w:lastRowLastColumn="0"/>
             <w:tcW w:w="3369" w:type="dxa"/>
+            <w:tcMar/>
           </w:tcPr>
           <w:p>
             <w:r>
@@ -9405,7 +9426,9 @@
         </w:tc>
         <w:tc>
           <w:tcPr>
+            <w:cnfStyle w:val="000000000000" w:firstRow="0" w:lastRow="0" w:firstColumn="0" w:lastColumn="0" w:oddVBand="0" w:evenVBand="0" w:oddHBand="0" w:evenHBand="0" w:firstRowFirstColumn="0" w:firstRowLastColumn="0" w:lastRowFirstColumn="0" w:lastRowLastColumn="0"/>
             <w:tcW w:w="6491" w:type="dxa"/>
+            <w:tcMar/>
           </w:tcPr>
           <w:p>
             <w:pPr>
@@ -9431,6 +9454,7 @@
           <w:tcPr>
             <w:cnfStyle w:val="001000000000" w:firstRow="0" w:lastRow="0" w:firstColumn="1" w:lastColumn="0" w:oddVBand="0" w:evenVBand="0" w:oddHBand="0" w:evenHBand="0" w:firstRowFirstColumn="0" w:firstRowLastColumn="0" w:lastRowFirstColumn="0" w:lastRowLastColumn="0"/>
             <w:tcW w:w="3369" w:type="dxa"/>
+            <w:tcMar/>
           </w:tcPr>
           <w:p>
             <w:r>
@@ -9440,7 +9464,9 @@
         </w:tc>
         <w:tc>
           <w:tcPr>
+            <w:cnfStyle w:val="000000000000" w:firstRow="0" w:lastRow="0" w:firstColumn="0" w:lastColumn="0" w:oddVBand="0" w:evenVBand="0" w:oddHBand="0" w:evenHBand="0" w:firstRowFirstColumn="0" w:firstRowLastColumn="0" w:lastRowFirstColumn="0" w:lastRowLastColumn="0"/>
             <w:tcW w:w="6491" w:type="dxa"/>
+            <w:tcMar/>
           </w:tcPr>
           <w:p>
             <w:pPr>
@@ -9553,6 +9579,7 @@
           <w:tcPr>
             <w:cnfStyle w:val="001000000000" w:firstRow="0" w:lastRow="0" w:firstColumn="1" w:lastColumn="0" w:oddVBand="0" w:evenVBand="0" w:oddHBand="0" w:evenHBand="0" w:firstRowFirstColumn="0" w:firstRowLastColumn="0" w:lastRowFirstColumn="0" w:lastRowLastColumn="0"/>
             <w:tcW w:w="3369" w:type="dxa"/>
+            <w:tcMar/>
           </w:tcPr>
           <w:p>
             <w:r>
@@ -9562,7 +9589,9 @@
         </w:tc>
         <w:tc>
           <w:tcPr>
+            <w:cnfStyle w:val="000000000000" w:firstRow="0" w:lastRow="0" w:firstColumn="0" w:lastColumn="0" w:oddVBand="0" w:evenVBand="0" w:oddHBand="0" w:evenHBand="0" w:firstRowFirstColumn="0" w:firstRowLastColumn="0" w:lastRowFirstColumn="0" w:lastRowLastColumn="0"/>
             <w:tcW w:w="6491" w:type="dxa"/>
+            <w:tcMar/>
           </w:tcPr>
           <w:p>
             <w:pPr>
@@ -9628,6 +9657,7 @@
           <w:tcPr>
             <w:cnfStyle w:val="001000000000" w:firstRow="0" w:lastRow="0" w:firstColumn="1" w:lastColumn="0" w:oddVBand="0" w:evenVBand="0" w:oddHBand="0" w:evenHBand="0" w:firstRowFirstColumn="0" w:firstRowLastColumn="0" w:lastRowFirstColumn="0" w:lastRowLastColumn="0"/>
             <w:tcW w:w="3369" w:type="dxa"/>
+            <w:tcMar/>
           </w:tcPr>
           <w:p>
             <w:r>
@@ -9637,7 +9667,9 @@
         </w:tc>
         <w:tc>
           <w:tcPr>
+            <w:cnfStyle w:val="000000000000" w:firstRow="0" w:lastRow="0" w:firstColumn="0" w:lastColumn="0" w:oddVBand="0" w:evenVBand="0" w:oddHBand="0" w:evenHBand="0" w:firstRowFirstColumn="0" w:firstRowLastColumn="0" w:lastRowFirstColumn="0" w:lastRowLastColumn="0"/>
             <w:tcW w:w="6491" w:type="dxa"/>
+            <w:tcMar/>
           </w:tcPr>
           <w:p>
             <w:pPr>
@@ -9660,21 +9692,54 @@
                 <w:numId w:val="15"/>
               </w:numPr>
               <w:cnfStyle w:val="000000100000" w:firstRow="0" w:lastRow="0" w:firstColumn="0" w:lastColumn="0" w:oddVBand="0" w:evenVBand="0" w:oddHBand="1" w:evenHBand="0" w:firstRowFirstColumn="0" w:firstRowLastColumn="0" w:lastRowFirstColumn="0" w:lastRowLastColumn="0"/>
-            </w:pPr>
-            <w:r>
-              <w:t>Comprobar que el estatus actual es “</w:t>
-            </w:r>
-            <w:r>
+              <w:rPr/>
+            </w:pPr>
+            <w:r>
+              <w:rPr/>
+              <w:t>E</w:t>
+            </w:r>
+            <w:r>
+              <w:rPr/>
+              <w:t>l estatus actual es “</w:t>
+            </w:r>
+            <w:r>
+              <w:rPr/>
               <w:t>Reportado</w:t>
             </w:r>
             <w:r>
+              <w:rPr/>
               <w:t>” y el nuevo estatus sea “</w:t>
             </w:r>
             <w:r>
+              <w:rPr/>
               <w:t>Cancelado</w:t>
             </w:r>
             <w:r>
+              <w:rPr/>
               <w:t>”.</w:t>
+            </w:r>
+          </w:p>
+          <w:p>
+            <w:pPr>
+              <w:pStyle w:val="Prrafodelista"/>
+              <w:numPr>
+                <w:ilvl w:val="0"/>
+                <w:numId w:val="15"/>
+              </w:numPr>
+              <w:cnfStyle w:val="000000100000" w:firstRow="0" w:lastRow="0" w:firstColumn="0" w:lastColumn="0" w:oddVBand="0" w:evenVBand="0" w:oddHBand="1" w:evenHBand="0" w:firstRowFirstColumn="0" w:firstRowLastColumn="0" w:lastRowFirstColumn="0" w:lastRowLastColumn="0"/>
+              <w:rPr/>
+            </w:pPr>
+            <w:r>
+              <w:rPr/>
+              <w:t xml:space="preserve">El estatus actual es “En </w:t>
+            </w:r>
+            <w:r>
+              <w:rPr/>
+              <w:t>Atencion</w:t>
+            </w:r>
+            <w:r>
+              <w:rPr/>
+              <w:t>” y el nuevo estatus sea “Atendido”</w:t>
             </w:r>
           </w:p>
         </w:tc>
@@ -10447,7 +10512,11 @@
             </w:r>
             <w:r>
               <w:rPr/>
-              <w:t>En Atenci</w:t>
+              <w:t xml:space="preserve">En </w:t>
+            </w:r>
+            <w:r>
+              <w:rPr/>
+              <w:t>Atenci</w:t>
             </w:r>
             <w:r>
               <w:rPr/>
@@ -10460,10 +10529,6 @@
             <w:r>
               <w:rPr/>
               <w:t>”</w:t>
-            </w:r>
-            <w:r>
-              <w:rPr/>
-              <w:t xml:space="preserve"> o “Atendido”</w:t>
             </w:r>
             <w:r>
               <w:rPr/>
@@ -10903,25 +10968,14 @@
               <w:pStyle w:val="Prrafodelista"/>
               <w:numPr>
                 <w:ilvl w:val="0"/>
-                <w:numId w:val="15"/>
+                <w:numId w:val="17"/>
               </w:numPr>
               <w:cnfStyle w:val="000000100000" w:firstRow="0" w:lastRow="0" w:firstColumn="0" w:lastColumn="0" w:oddVBand="0" w:evenVBand="0" w:oddHBand="1" w:evenHBand="0" w:firstRowFirstColumn="0" w:firstRowLastColumn="0" w:lastRowFirstColumn="0" w:lastRowLastColumn="0"/>
-            </w:pPr>
-            <w:r>
+              <w:rPr/>
+            </w:pPr>
+            <w:r>
+              <w:rPr/>
               <w:t>Comprobar la existencia del incidente.</w:t>
-            </w:r>
-          </w:p>
-          <w:p>
-            <w:pPr>
-              <w:pStyle w:val="Prrafodelista"/>
-              <w:numPr>
-                <w:ilvl w:val="0"/>
-                <w:numId w:val="15"/>
-              </w:numPr>
-              <w:cnfStyle w:val="000000100000" w:firstRow="0" w:lastRow="0" w:firstColumn="0" w:lastColumn="0" w:oddVBand="0" w:evenVBand="0" w:oddHBand="1" w:evenHBand="0" w:firstRowFirstColumn="0" w:firstRowLastColumn="0" w:lastRowFirstColumn="0" w:lastRowLastColumn="0"/>
-            </w:pPr>
-            <w:r>
-              <w:t>Comprobar que el estatus actual es “Reportado” y el nuevo estatus sea “Cancelado”.</w:t>
             </w:r>
           </w:p>
         </w:tc>
@@ -10939,6 +10993,91 @@
 
 <file path=word/numbering.xml><?xml version="1.0" encoding="utf-8"?>
 <w:numbering xmlns:wpc="http://schemas.microsoft.com/office/word/2010/wordprocessingCanvas" xmlns:cx="http://schemas.microsoft.com/office/drawing/2014/chartex" xmlns:cx1="http://schemas.microsoft.com/office/drawing/2015/9/8/chartex" xmlns:cx2="http://schemas.microsoft.com/office/drawing/2015/10/21/chartex" xmlns:cx3="http://schemas.microsoft.com/office/drawing/2016/5/9/chartex" xmlns:cx4="http://schemas.microsoft.com/office/drawing/2016/5/10/chartex" xmlns:cx5="http://schemas.microsoft.com/office/drawing/2016/5/11/chartex" xmlns:cx6="http://schemas.microsoft.com/office/drawing/2016/5/12/chartex" xmlns:cx7="http://schemas.microsoft.com/office/drawing/2016/5/13/chartex" xmlns:cx8="http://schemas.microsoft.com/office/drawing/2016/5/14/chartex" xmlns:mc="http://schemas.openxmlformats.org/markup-compatibility/2006" xmlns:aink="http://schemas.microsoft.com/office/drawing/2016/ink" xmlns:am3d="http://schemas.microsoft.com/office/drawing/2017/model3d" xmlns:o="urn:schemas-microsoft-com:office:office" xmlns:oel="http://schemas.microsoft.com/office/2019/extlst" xmlns:r="http://schemas.openxmlformats.org/officeDocument/2006/relationships" xmlns:m="http://schemas.openxmlformats.org/officeDocument/2006/math" xmlns:v="urn:schemas-microsoft-com:vml" xmlns:wp14="http://schemas.microsoft.com/office/word/2010/wordprocessingDrawing" xmlns:wp="http://schemas.openxmlformats.org/drawingml/2006/wordprocessingDrawing" xmlns:w10="urn:schemas-microsoft-com:office:word" xmlns:w="http://schemas.openxmlformats.org/wordprocessingml/2006/main" xmlns:w14="http://schemas.microsoft.com/office/word/2010/wordml" xmlns:w15="http://schemas.microsoft.com/office/word/2012/wordml" xmlns:w16cex="http://schemas.microsoft.com/office/word/2018/wordml/cex" xmlns:w16cid="http://schemas.microsoft.com/office/word/2016/wordml/cid" xmlns:w16="http://schemas.microsoft.com/office/word/2018/wordml" xmlns:w16du="http://schemas.microsoft.com/office/word/2023/wordml/word16du" xmlns:w16sdtdh="http://schemas.microsoft.com/office/word/2020/wordml/sdtdatahash" xmlns:w16sdtfl="http://schemas.microsoft.com/office/word/2024/wordml/sdtformatlock" xmlns:w16se="http://schemas.microsoft.com/office/word/2015/wordml/symex" xmlns:wpg="http://schemas.microsoft.com/office/word/2010/wordprocessingGroup" xmlns:wpi="http://schemas.microsoft.com/office/word/2010/wordprocessingInk" xmlns:wne="http://schemas.microsoft.com/office/word/2006/wordml" xmlns:wps="http://schemas.microsoft.com/office/word/2010/wordprocessingShape" mc:Ignorable="w14 w15 w16se w16cid w16 w16cex w16sdtdh w16sdtfl w16du wp14">
+  <w:abstractNum xmlns:w="http://schemas.openxmlformats.org/wordprocessingml/2006/main" w:abstractNumId="16">
+    <w:nsid w:val="7d024369"/>
+    <w:multiLevelType xmlns:w="http://schemas.openxmlformats.org/wordprocessingml/2006/main" w:val="hybridMultilevel"/>
+    <w:lvl xmlns:w="http://schemas.openxmlformats.org/wordprocessingml/2006/main" w:ilvl="0">
+      <w:start w:val="1"/>
+      <w:numFmt w:val="decimal"/>
+      <w:lvlText w:val="%1."/>
+      <w:lvlJc w:val="left"/>
+      <w:pPr>
+        <w:ind w:left="720" w:hanging="360"/>
+      </w:pPr>
+    </w:lvl>
+    <w:lvl xmlns:w="http://schemas.openxmlformats.org/wordprocessingml/2006/main" w:ilvl="1">
+      <w:start w:val="1"/>
+      <w:numFmt w:val="lowerLetter"/>
+      <w:lvlText w:val="%2."/>
+      <w:lvlJc w:val="left"/>
+      <w:pPr>
+        <w:ind w:left="1440" w:hanging="360"/>
+      </w:pPr>
+    </w:lvl>
+    <w:lvl xmlns:w="http://schemas.openxmlformats.org/wordprocessingml/2006/main" w:ilvl="2">
+      <w:start w:val="1"/>
+      <w:numFmt w:val="lowerRoman"/>
+      <w:lvlText w:val="%3."/>
+      <w:lvlJc w:val="right"/>
+      <w:pPr>
+        <w:ind w:left="2160" w:hanging="180"/>
+      </w:pPr>
+    </w:lvl>
+    <w:lvl xmlns:w="http://schemas.openxmlformats.org/wordprocessingml/2006/main" w:ilvl="3">
+      <w:start w:val="1"/>
+      <w:numFmt w:val="decimal"/>
+      <w:lvlText w:val="%4."/>
+      <w:lvlJc w:val="left"/>
+      <w:pPr>
+        <w:ind w:left="2880" w:hanging="360"/>
+      </w:pPr>
+    </w:lvl>
+    <w:lvl xmlns:w="http://schemas.openxmlformats.org/wordprocessingml/2006/main" w:ilvl="4">
+      <w:start w:val="1"/>
+      <w:numFmt w:val="lowerLetter"/>
+      <w:lvlText w:val="%5."/>
+      <w:lvlJc w:val="left"/>
+      <w:pPr>
+        <w:ind w:left="3600" w:hanging="360"/>
+      </w:pPr>
+    </w:lvl>
+    <w:lvl xmlns:w="http://schemas.openxmlformats.org/wordprocessingml/2006/main" w:ilvl="5">
+      <w:start w:val="1"/>
+      <w:numFmt w:val="lowerRoman"/>
+      <w:lvlText w:val="%6."/>
+      <w:lvlJc w:val="right"/>
+      <w:pPr>
+        <w:ind w:left="4320" w:hanging="180"/>
+      </w:pPr>
+    </w:lvl>
+    <w:lvl xmlns:w="http://schemas.openxmlformats.org/wordprocessingml/2006/main" w:ilvl="6">
+      <w:start w:val="1"/>
+      <w:numFmt w:val="decimal"/>
+      <w:lvlText w:val="%7."/>
+      <w:lvlJc w:val="left"/>
+      <w:pPr>
+        <w:ind w:left="5040" w:hanging="360"/>
+      </w:pPr>
+    </w:lvl>
+    <w:lvl xmlns:w="http://schemas.openxmlformats.org/wordprocessingml/2006/main" w:ilvl="7">
+      <w:start w:val="1"/>
+      <w:numFmt w:val="lowerLetter"/>
+      <w:lvlText w:val="%8."/>
+      <w:lvlJc w:val="left"/>
+      <w:pPr>
+        <w:ind w:left="5760" w:hanging="360"/>
+      </w:pPr>
+    </w:lvl>
+    <w:lvl xmlns:w="http://schemas.openxmlformats.org/wordprocessingml/2006/main" w:ilvl="8">
+      <w:start w:val="1"/>
+      <w:numFmt w:val="lowerRoman"/>
+      <w:lvlText w:val="%9."/>
+      <w:lvlJc w:val="right"/>
+      <w:pPr>
+        <w:ind w:left="6480" w:hanging="180"/>
+      </w:pPr>
+    </w:lvl>
+  </w:abstractNum>
   <w:abstractNum w:abstractNumId="0" w15:restartNumberingAfterBreak="0">
     <w:nsid w:val="23F532A5"/>
     <w:multiLevelType w:val="hybridMultilevel"/>
@@ -12392,6 +12531,9 @@
       </w:pPr>
     </w:lvl>
   </w:abstractNum>
+  <w:num w:numId="17">
+    <w:abstractNumId w:val="16"/>
+  </w:num>
   <w:num w:numId="1" w16cid:durableId="2005274431">
     <w:abstractNumId w:val="10"/>
   </w:num>

--- a/Documentación/Documentación de  Incidentes.docx
+++ b/Documentación/Documentación de  Incidentes.docx
@@ -2060,7 +2060,7 @@
       </w:r>
       <w:r>
         <w:rPr/>
-        <w:t>--- Rebeca León</w:t>
+        <w:t xml:space="preserve"> --- Cesar Luna</w:t>
       </w:r>
     </w:p>
     <w:p>
@@ -2099,15 +2099,7 @@
       </w:r>
       <w:r>
         <w:rPr/>
-        <w:t xml:space="preserve"> </w:t>
-      </w:r>
-      <w:r>
-        <w:rPr/>
-        <w:t xml:space="preserve">--- </w:t>
-      </w:r>
-      <w:r>
-        <w:rPr/>
-        <w:t>Cesar Luna</w:t>
+        <w:t xml:space="preserve">  --- Rebeca León</w:t>
       </w:r>
     </w:p>
     <w:p>
@@ -2256,7 +2248,7 @@
       </w:r>
       <w:r>
         <w:rPr/>
-        <w:t>Rebeca León</w:t>
+        <w:t>Cesar Luna</w:t>
       </w:r>
     </w:p>
     <w:p>
@@ -2334,7 +2326,11 @@
       </w:r>
       <w:r>
         <w:rPr/>
-        <w:t xml:space="preserve">Rebeca León   </w:t>
+        <w:t>Cesar Luna</w:t>
+      </w:r>
+      <w:r>
+        <w:rPr/>
+        <w:t xml:space="preserve">   </w:t>
       </w:r>
     </w:p>
     <w:p>
@@ -2373,7 +2369,11 @@
       </w:r>
       <w:r>
         <w:rPr/>
-        <w:t>Cesar Luna</w:t>
+        <w:t>Rebeca</w:t>
+      </w:r>
+      <w:r>
+        <w:rPr/>
+        <w:t xml:space="preserve"> León</w:t>
       </w:r>
     </w:p>
     <w:p>
@@ -2435,11 +2435,11 @@
       </w:r>
       <w:r>
         <w:rPr/>
-        <w:t xml:space="preserve">  Cesar</w:t>
+        <w:t xml:space="preserve">  </w:t>
       </w:r>
       <w:r>
         <w:rPr/>
-        <w:t xml:space="preserve"> Luna</w:t>
+        <w:t xml:space="preserve">Rebeca León </w:t>
       </w:r>
     </w:p>
     <w:p>
